--- a/data/modelos/tdr_tipoA_.docx
+++ b/data/modelos/tdr_tipoA_.docx
@@ -1652,6 +1652,7 @@
           <w:szCs w:val="20"/>
         </w:rPr>
       </w:pPr>
+      <w:proofErr w:type="gramStart"/>
       <w:r>
         <w:rPr>
           <w:rFonts w:ascii="Garamond" w:hAnsi="Garamond"/>
@@ -1680,7 +1681,18 @@
           <w:sz w:val="20"/>
           <w:szCs w:val="20"/>
         </w:rPr>
-        <w:t>REALIZAR:</w:t>
+        <w:t>REALIZAR</w:t>
+      </w:r>
+      <w:proofErr w:type="gramEnd"/>
+      <w:r>
+        <w:rPr>
+          <w:rFonts w:ascii="Garamond" w:hAnsi="Garamond"/>
+          <w:b/>
+          <w:spacing w:val="-2"/>
+          <w:sz w:val="20"/>
+          <w:szCs w:val="20"/>
+        </w:rPr>
+        <w:t>:</w:t>
       </w:r>
     </w:p>
     <w:p>
@@ -2589,7 +2601,25 @@
           <w:b w:val="0"/>
           <w:bCs w:val="0"/>
         </w:rPr>
-        <w:t xml:space="preserve">En caso de retraso injustificado del proveedor en la ejecución de las prestaciones objeto del contrato, la Entidad le aplica automáticamente una penalidad por mora por cada día de atraso. La penalidad se aplica automáticamente y se calcula de acuerdo a la siguiente fórmula: </w:t>
+        <w:t xml:space="preserve">En caso de retraso injustificado del proveedor en la ejecución de las prestaciones objeto del contrato, la Entidad le aplica automáticamente una penalidad por mora por cada día de atraso. La penalidad se aplica automáticamente y se calcula </w:t>
+      </w:r>
+      <w:proofErr w:type="gramStart"/>
+      <w:r>
+        <w:rPr>
+          <w:rFonts w:ascii="Garamond" w:hAnsi="Garamond"/>
+          <w:b w:val="0"/>
+          <w:bCs w:val="0"/>
+        </w:rPr>
+        <w:t>de acuerdo a</w:t>
+      </w:r>
+      <w:proofErr w:type="gramEnd"/>
+      <w:r>
+        <w:rPr>
+          <w:rFonts w:ascii="Garamond" w:hAnsi="Garamond"/>
+          <w:b w:val="0"/>
+          <w:bCs w:val="0"/>
+        </w:rPr>
+        <w:t xml:space="preserve"> la siguiente fórmula: </w:t>
       </w:r>
     </w:p>
     <w:p>
@@ -3419,19 +3449,6 @@
         </w:rPr>
         <w:t>Centro de Idiomas de la UNMSM</w:t>
       </w:r>
-    </w:p>
-    <w:p>
-      <w:pPr>
-        <w:spacing w:line="276" w:lineRule="auto"/>
-        <w:ind w:right="-2"/>
-        <w:jc w:val="center"/>
-        <w:rPr>
-          <w:rFonts w:ascii="Garamond" w:hAnsi="Garamond"/>
-          <w:spacing w:val="-2"/>
-          <w:sz w:val="20"/>
-          <w:szCs w:val="20"/>
-        </w:rPr>
-      </w:pPr>
     </w:p>
     <w:sectPr>
       <w:headerReference w:type="default" r:id="rId7"/>

--- a/data/modelos/tdr_tipoA_.docx
+++ b/data/modelos/tdr_tipoA_.docx
@@ -812,6 +812,7 @@
             <w:pPr>
               <w:pStyle w:val="TableParagraph"/>
               <w:spacing w:line="249" w:lineRule="auto"/>
+              <w:jc w:val="both"/>
               <w:rPr>
                 <w:rFonts w:ascii="Garamond" w:hAnsi="Garamond"/>
                 <w:sz w:val="20"/>
@@ -901,6 +902,7 @@
               <w:pStyle w:val="TableParagraph"/>
               <w:spacing w:line="249" w:lineRule="auto"/>
               <w:ind w:right="96"/>
+              <w:jc w:val="both"/>
               <w:rPr>
                 <w:rFonts w:ascii="Garamond" w:hAnsi="Garamond"/>
                 <w:sz w:val="20"/>
@@ -1076,26 +1078,7 @@
                 <w:sz w:val="20"/>
                 <w:szCs w:val="20"/>
               </w:rPr>
-              <w:t xml:space="preserve"> </w:t>
-            </w:r>
-            <w:r>
-              <w:rPr>
-                <w:rFonts w:ascii="Garamond" w:hAnsi="Garamond"/>
-                <w:w w:val="105"/>
-                <w:sz w:val="20"/>
-                <w:szCs w:val="20"/>
-              </w:rPr>
-              <w:t>la</w:t>
-            </w:r>
-            <w:r>
-              <w:rPr>
-                <w:rFonts w:ascii="Garamond" w:hAnsi="Garamond"/>
-                <w:spacing w:val="-50"/>
-                <w:w w:val="105"/>
-                <w:sz w:val="20"/>
-                <w:szCs w:val="20"/>
-              </w:rPr>
-              <w:t xml:space="preserve"> </w:t>
+              <w:t xml:space="preserve"> la </w:t>
             </w:r>
             <w:r>
               <w:rPr>
@@ -1275,6 +1258,7 @@
           <w:p>
             <w:pPr>
               <w:pStyle w:val="TableParagraph"/>
+              <w:jc w:val="both"/>
               <w:rPr>
                 <w:rFonts w:ascii="Garamond" w:hAnsi="Garamond"/>
                 <w:sz w:val="20"/>
@@ -1345,6 +1329,7 @@
             <w:pPr>
               <w:pStyle w:val="TableParagraph"/>
               <w:spacing w:before="9"/>
+              <w:jc w:val="both"/>
               <w:rPr>
                 <w:rFonts w:ascii="Garamond" w:hAnsi="Garamond"/>
                 <w:sz w:val="20"/>
@@ -1652,7 +1637,6 @@
           <w:szCs w:val="20"/>
         </w:rPr>
       </w:pPr>
-      <w:proofErr w:type="gramStart"/>
       <w:r>
         <w:rPr>
           <w:rFonts w:ascii="Garamond" w:hAnsi="Garamond"/>
@@ -1681,18 +1665,7 @@
           <w:sz w:val="20"/>
           <w:szCs w:val="20"/>
         </w:rPr>
-        <w:t>REALIZAR</w:t>
-      </w:r>
-      <w:proofErr w:type="gramEnd"/>
-      <w:r>
-        <w:rPr>
-          <w:rFonts w:ascii="Garamond" w:hAnsi="Garamond"/>
-          <w:b/>
-          <w:spacing w:val="-2"/>
-          <w:sz w:val="20"/>
-          <w:szCs w:val="20"/>
-        </w:rPr>
-        <w:t>:</w:t>
+        <w:t>REALIZAR:</w:t>
       </w:r>
     </w:p>
     <w:p>
@@ -2601,25 +2574,7 @@
           <w:b w:val="0"/>
           <w:bCs w:val="0"/>
         </w:rPr>
-        <w:t xml:space="preserve">En caso de retraso injustificado del proveedor en la ejecución de las prestaciones objeto del contrato, la Entidad le aplica automáticamente una penalidad por mora por cada día de atraso. La penalidad se aplica automáticamente y se calcula </w:t>
-      </w:r>
-      <w:proofErr w:type="gramStart"/>
-      <w:r>
-        <w:rPr>
-          <w:rFonts w:ascii="Garamond" w:hAnsi="Garamond"/>
-          <w:b w:val="0"/>
-          <w:bCs w:val="0"/>
-        </w:rPr>
-        <w:t>de acuerdo a</w:t>
-      </w:r>
-      <w:proofErr w:type="gramEnd"/>
-      <w:r>
-        <w:rPr>
-          <w:rFonts w:ascii="Garamond" w:hAnsi="Garamond"/>
-          <w:b w:val="0"/>
-          <w:bCs w:val="0"/>
-        </w:rPr>
-        <w:t xml:space="preserve"> la siguiente fórmula: </w:t>
+        <w:t xml:space="preserve">En caso de retraso injustificado del proveedor en la ejecución de las prestaciones objeto del contrato, la Entidad le aplica automáticamente una penalidad por mora por cada día de atraso. La penalidad se aplica automáticamente y se calcula de acuerdo a la siguiente fórmula: </w:t>
       </w:r>
     </w:p>
     <w:p>

--- a/data/modelos/tdr_tipoA_.docx
+++ b/data/modelos/tdr_tipoA_.docx
@@ -1637,6 +1637,7 @@
           <w:szCs w:val="20"/>
         </w:rPr>
       </w:pPr>
+      <w:proofErr w:type="gramStart"/>
       <w:r>
         <w:rPr>
           <w:rFonts w:ascii="Garamond" w:hAnsi="Garamond"/>
@@ -1665,7 +1666,18 @@
           <w:sz w:val="20"/>
           <w:szCs w:val="20"/>
         </w:rPr>
-        <w:t>REALIZAR:</w:t>
+        <w:t>REALIZAR</w:t>
+      </w:r>
+      <w:proofErr w:type="gramEnd"/>
+      <w:r>
+        <w:rPr>
+          <w:rFonts w:ascii="Garamond" w:hAnsi="Garamond"/>
+          <w:b/>
+          <w:spacing w:val="-2"/>
+          <w:sz w:val="20"/>
+          <w:szCs w:val="20"/>
+        </w:rPr>
+        <w:t>:</w:t>
       </w:r>
     </w:p>
     <w:p>
@@ -2121,7 +2133,7 @@
         <w:tabs>
           <w:tab w:val="left" w:pos="567"/>
         </w:tabs>
-        <w:spacing w:before="0" w:line="276" w:lineRule="auto"/>
+        <w:spacing w:before="0" w:after="240" w:line="276" w:lineRule="auto"/>
         <w:ind w:left="0" w:firstLine="0"/>
         <w:rPr>
           <w:rFonts w:ascii="Garamond" w:hAnsi="Garamond"/>
@@ -2288,7 +2300,7 @@
           <w:b w:val="0"/>
           <w:bCs w:val="0"/>
         </w:rPr>
-        <w:t xml:space="preserve">En tal sentido, el contratista deberá dar cumplimiento a todas las políticas y estándares impartidas por la Facultad de Letras y Ciencias Humanas en materia de seguridad de la información. Dicha obligación comprende la información que se le entrega, así como la que genera durante la ejecución de las prestaciones y la información producida una vez </w:t>
+        <w:t xml:space="preserve">En tal sentido, el contratista deberá dar cumplimiento a todas las políticas y estándares impartidas por la Facultad de Letras y Ciencias Humanas en materia de seguridad de la información. Dicha obligación comprende la información </w:t>
       </w:r>
       <w:r>
         <w:rPr>
@@ -2297,7 +2309,7 @@
           <w:bCs w:val="0"/>
         </w:rPr>
         <w:lastRenderedPageBreak/>
-        <w:t>que se haya concluido las prestaciones. Dicha información puede consistir en informes, oficios, resoluciones, presupuestos, recomendaciones y demás documentos e información compilados o recibidos por el contratista.</w:t>
+        <w:t>que se le entrega, así como la que genera durante la ejecución de las prestaciones y la información producida una vez que se haya concluido las prestaciones. Dicha información puede consistir en informes, oficios, resoluciones, presupuestos, recomendaciones y demás documentos e información compilados o recibidos por el contratista.</w:t>
       </w:r>
     </w:p>
     <w:p>
@@ -2574,7 +2586,25 @@
           <w:b w:val="0"/>
           <w:bCs w:val="0"/>
         </w:rPr>
-        <w:t xml:space="preserve">En caso de retraso injustificado del proveedor en la ejecución de las prestaciones objeto del contrato, la Entidad le aplica automáticamente una penalidad por mora por cada día de atraso. La penalidad se aplica automáticamente y se calcula de acuerdo a la siguiente fórmula: </w:t>
+        <w:t xml:space="preserve">En caso de retraso injustificado del proveedor en la ejecución de las prestaciones objeto del contrato, la Entidad le aplica automáticamente una penalidad por mora por cada día de atraso. La penalidad se aplica automáticamente y se calcula </w:t>
+      </w:r>
+      <w:proofErr w:type="gramStart"/>
+      <w:r>
+        <w:rPr>
+          <w:rFonts w:ascii="Garamond" w:hAnsi="Garamond"/>
+          <w:b w:val="0"/>
+          <w:bCs w:val="0"/>
+        </w:rPr>
+        <w:t>de acuerdo a</w:t>
+      </w:r>
+      <w:proofErr w:type="gramEnd"/>
+      <w:r>
+        <w:rPr>
+          <w:rFonts w:ascii="Garamond" w:hAnsi="Garamond"/>
+          <w:b w:val="0"/>
+          <w:bCs w:val="0"/>
+        </w:rPr>
+        <w:t xml:space="preserve"> la siguiente fórmula: </w:t>
       </w:r>
     </w:p>
     <w:p>
